--- a/pr-preview/pr-310/linear-algebra-vectors.docx
+++ b/pr-preview/pr-310/linear-algebra-vectors.docx
@@ -15,7 +15,7 @@
         <w:pStyle w:val="Date"/>
       </w:pPr>
       <w:r>
-        <w:t xml:space="preserve">Last modified: 2026-10-15 08:32:48 (PDT)</w:t>
+        <w:t xml:space="preserve">Last modified: 2026-10-15 13:37:28 (PDT)</w:t>
       </w:r>
     </w:p>
     <w:bookmarkStart w:id="89" w:name="vectors"/>
@@ -17590,7 +17590,7 @@
                 <w:rPr>
                   <w:rStyle w:val="Hyperlink"/>
                 </w:rPr>
-                <w:t xml:space="preserve">Definition 19 in Matrices</w:t>
+                <w:t xml:space="preserve">Definition 22 in Matrices</w:t>
               </w:r>
             </w:hyperlink>
             <w:r>
